--- a/TASK - Integrate Virtual Agent with Google Chat.docx
+++ b/TASK - Integrate Virtual Agent with Google Chat.docx
@@ -4,311 +4,402 @@
   <w:body>
     <w:p>
       <w:pPr>
-        <w:spacing w:before="240" w:after="240" w:beforeAutospacing="0" w:afterAutospacing="0"/>
-        <w:rPr>
-          <w:rFonts w:ascii="Aptos" w:hAnsi="Aptos" w:cs="Aptos" w:eastAsia="Aptos"/>
-        </w:rPr>
-      </w:pPr>
-      <w:r>
-        <w:rPr>
-          <w:rFonts w:ascii="Aptos" w:hAnsi="Aptos" w:cs="Aptos" w:eastAsia="Aptos"/>
+        <w:shd w:val="clear" w:fill="auto"/>
+        <w:spacing w:lineRule="auto" w:line="240" w:before="240" w:after="240" w:beforeAutospacing="0" w:afterAutospacing="0"/>
+        <w:ind w:firstLine="0" w:left="0"/>
+        <w:contextualSpacing w:val="1"/>
+        <w:jc w:val="left"/>
+        <w:rPr>
+          <w:rFonts w:ascii="Calibri" w:hAnsi="Calibri" w:cs="Aptos" w:eastAsia="Aptos"/>
           <w:b w:val="1"/>
+          <w:i w:val="0"/>
+          <w:bCs w:val="1"/>
+          <w:iCs w:val="0"/>
+          <w:sz w:val="48"/>
+          <w:szCs w:val="48"/>
+          <w:u w:val="none"/>
+        </w:rPr>
+      </w:pPr>
+      <w:r>
+        <w:rPr>
+          <w:rFonts w:ascii="Calibri" w:hAnsi="Calibri" w:cs="Aptos" w:eastAsia="Aptos"/>
+          <w:b w:val="1"/>
+          <w:i w:val="0"/>
+          <w:bCs w:val="1"/>
+          <w:iCs w:val="0"/>
+          <w:sz w:val="48"/>
+          <w:szCs w:val="48"/>
+          <w:u w:val="none"/>
+        </w:rPr>
+        <w:t>Integrat</w:t>
+      </w:r>
+      <w:r>
+        <w:rPr>
+          <w:rFonts w:ascii="Calibri" w:hAnsi="Calibri" w:cs="Aptos" w:eastAsia="Aptos"/>
+          <w:b w:val="1"/>
+          <w:i w:val="0"/>
+          <w:bCs w:val="1"/>
+          <w:iCs w:val="0"/>
+          <w:sz w:val="48"/>
+          <w:szCs w:val="48"/>
+          <w:u w:val="none"/>
+          <w:rtl w:val="0"/>
+          <w:lang w:val="en-US" w:bidi="en-US" w:eastAsia="en-US"/>
+        </w:rPr>
+        <w:t xml:space="preserve">e </w:t>
+      </w:r>
+      <w:r>
+        <w:rPr>
+          <w:rFonts w:ascii="Calibri" w:hAnsi="Calibri" w:cs="Aptos" w:eastAsia="Aptos"/>
+          <w:b w:val="1"/>
+          <w:i w:val="0"/>
+          <w:bCs w:val="1"/>
+          <w:iCs w:val="0"/>
+          <w:sz w:val="48"/>
+          <w:szCs w:val="48"/>
+          <w:u w:val="none"/>
+        </w:rPr>
+        <w:t>Virtual Agent with Google Chat</w:t>
+      </w:r>
+    </w:p>
+    <w:p>
+      <w:pPr>
+        <w:shd w:val="clear" w:fill="auto"/>
+        <w:spacing w:lineRule="auto" w:line="240" w:before="240" w:after="240" w:beforeAutospacing="0" w:afterAutospacing="0"/>
+        <w:ind w:firstLine="0" w:left="0"/>
+        <w:contextualSpacing w:val="1"/>
+        <w:jc w:val="left"/>
+        <w:rPr>
+          <w:rFonts w:ascii="Calibri" w:hAnsi="Calibri" w:cs="Aptos" w:eastAsia="Aptos"/>
+          <w:b w:val="1"/>
+          <w:i w:val="0"/>
+          <w:bCs w:val="1"/>
+          <w:iCs w:val="0"/>
+          <w:sz w:val="48"/>
+          <w:szCs w:val="48"/>
+          <w:u w:val="none"/>
+        </w:rPr>
+      </w:pPr>
+    </w:p>
+    <w:p>
+      <w:pPr>
+        <w:shd w:val="clear" w:fill="auto"/>
+        <w:spacing w:lineRule="auto" w:line="240" w:before="240" w:after="240" w:beforeAutospacing="0" w:afterAutospacing="0"/>
+        <w:ind w:firstLine="0" w:left="0"/>
+        <w:contextualSpacing w:val="1"/>
+        <w:jc w:val="left"/>
+        <w:rPr>
+          <w:rFonts w:ascii="Calibri" w:hAnsi="Calibri" w:cs="Aptos" w:eastAsia="Aptos"/>
+          <w:sz w:val="24"/>
+          <w:szCs w:val="24"/>
+          <w:rtl w:val="0"/>
+          <w:lang w:val="en-US" w:bidi="en-US" w:eastAsia="en-US"/>
+        </w:rPr>
+      </w:pPr>
+      <w:r>
+        <w:rPr>
+          <w:rFonts w:ascii="Calibri" w:hAnsi="Calibri" w:cs="Aptos" w:eastAsia="Aptos"/>
           <w:i w:val="1"/>
+          <w:iCs w:val="1"/>
+          <w:sz w:val="24"/>
+          <w:szCs w:val="24"/>
+        </w:rPr>
+        <w:t xml:space="preserve">Add the Now Virtual Agent bot or </w:t>
+      </w:r>
+      <w:r>
+        <w:rPr>
+          <w:rFonts w:ascii="Calibri" w:hAnsi="Calibri" w:cs="Aptos" w:eastAsia="Aptos"/>
+          <w:i w:val="1"/>
+          <w:iCs w:val="1"/>
+          <w:sz w:val="24"/>
+          <w:szCs w:val="24"/>
+          <w:rtl w:val="0"/>
+          <w:lang w:val="en-US" w:bidi="en-US" w:eastAsia="en-US"/>
+        </w:rPr>
+        <w:t>s</w:t>
+      </w:r>
+      <w:r>
+        <w:rPr>
+          <w:rFonts w:ascii="Calibri" w:hAnsi="Calibri" w:cs="Aptos" w:eastAsia="Aptos"/>
+          <w:i w:val="1"/>
+          <w:iCs w:val="1"/>
+          <w:sz w:val="24"/>
+          <w:szCs w:val="24"/>
+        </w:rPr>
+        <w:t>elf-configured bot to your instance to integrate with Google Chat.</w:t>
+      </w:r>
+      <w:r>
+        <w:rPr>
+          <w:rFonts w:ascii="Calibri" w:hAnsi="Calibri" w:cs="Aptos" w:eastAsia="Aptos"/>
+          <w:sz w:val="24"/>
+          <w:szCs w:val="24"/>
+          <w:rtl w:val="0"/>
+          <w:lang w:val="en-US" w:bidi="en-US" w:eastAsia="en-US"/>
+        </w:rPr>
+        <w:br w:type="textWrapping"/>
+      </w:r>
+      <w:r>
+        <w:rPr>
+          <w:rFonts w:ascii="Calibri" w:hAnsi="Calibri" w:cs="Aptos" w:eastAsia="Aptos"/>
+          <w:sz w:val="24"/>
+          <w:szCs w:val="24"/>
+          <w:rtl w:val="0"/>
+          <w:lang w:val="en-US" w:bidi="en-US" w:eastAsia="en-US"/>
+        </w:rPr>
+        <w:br w:type="textWrapping"/>
+      </w:r>
+      <w:r>
+        <w:rPr>
+          <w:rFonts w:ascii="Calibri" w:hAnsi="Calibri" w:cs="Aptos" w:eastAsia="Aptos"/>
+          <w:b w:val="1"/>
           <w:bCs w:val="1"/>
-          <w:iCs w:val="1"/>
-          <w:sz w:val="32"/>
-          <w:szCs w:val="32"/>
+          <w:sz w:val="24"/>
+          <w:szCs w:val="24"/>
           <w:u w:val="single"/>
         </w:rPr>
-        <w:t>Integrat</w:t>
-      </w:r>
-      <w:r>
-        <w:rPr>
-          <w:rFonts w:ascii="Aptos" w:hAnsi="Aptos" w:cs="Aptos" w:eastAsia="Aptos"/>
+        <w:t xml:space="preserve">Before you begin </w:t>
+      </w:r>
+      <w:r>
+        <w:rPr>
+          <w:rFonts w:ascii="Calibri" w:hAnsi="Calibri" w:cs="Aptos" w:eastAsia="Aptos"/>
           <w:b w:val="1"/>
-          <w:i w:val="1"/>
           <w:bCs w:val="1"/>
-          <w:iCs w:val="1"/>
-          <w:sz w:val="32"/>
-          <w:szCs w:val="32"/>
+          <w:sz w:val="24"/>
+          <w:szCs w:val="24"/>
           <w:u w:val="single"/>
           <w:rtl w:val="0"/>
           <w:lang w:val="en-US" w:bidi="en-US" w:eastAsia="en-US"/>
         </w:rPr>
-        <w:t>e</w:t>
-      </w:r>
-      <w:r>
-        <w:rPr>
-          <w:rFonts w:ascii="Aptos" w:hAnsi="Aptos" w:cs="Aptos" w:eastAsia="Aptos"/>
-          <w:b w:val="1"/>
-          <w:i w:val="1"/>
-          <w:bCs w:val="1"/>
-          <w:iCs w:val="1"/>
-          <w:sz w:val="32"/>
-          <w:szCs w:val="32"/>
-          <w:u w:val="single"/>
-        </w:rPr>
-        <w:t>Virtual Agent with Google Chat</w:t>
+        <w:br w:type="textWrapping"/>
       </w:r>
     </w:p>
     <w:p>
       <w:pPr>
-        <w:spacing w:before="240" w:after="240" w:beforeAutospacing="0" w:afterAutospacing="0"/>
-        <w:rPr>
-          <w:rFonts w:ascii="Aptos" w:hAnsi="Aptos" w:cs="Aptos" w:eastAsia="Aptos"/>
-        </w:rPr>
-      </w:pPr>
-      <w:r>
-        <w:rPr>
-          <w:rFonts w:ascii="Aptos" w:hAnsi="Aptos" w:cs="Aptos" w:eastAsia="Aptos"/>
+        <w:shd w:val="clear" w:fill="auto"/>
+        <w:spacing w:lineRule="auto" w:line="240" w:before="240" w:after="240" w:beforeAutospacing="0" w:afterAutospacing="0"/>
+        <w:ind w:firstLine="0" w:left="0"/>
+        <w:contextualSpacing w:val="1"/>
+        <w:jc w:val="left"/>
+        <w:rPr>
+          <w:rFonts w:ascii="Calibri" w:hAnsi="Calibri"/>
+          <w:sz w:val="24"/>
+          <w:szCs w:val="24"/>
+        </w:rPr>
+      </w:pPr>
+      <w:r>
+        <w:rPr>
+          <w:rFonts w:ascii="Calibri" w:hAnsi="Calibri" w:cs="Aptos" w:eastAsia="Aptos"/>
+          <w:sz w:val="24"/>
+          <w:szCs w:val="24"/>
+        </w:rPr>
+        <w:t>Ensure</w:t>
+      </w:r>
+      <w:r>
+        <w:rPr>
+          <w:rFonts w:ascii="Calibri" w:hAnsi="Calibri" w:cs="Aptos" w:eastAsia="Aptos"/>
+          <w:sz w:val="24"/>
+          <w:szCs w:val="24"/>
+        </w:rPr>
+        <w:t xml:space="preserve"> you’ve installed the Google Chat plugin [sn_va_google-chat] on your ServiceNow instance before adding any integrations.</w:t>
+      </w:r>
+    </w:p>
+    <w:p>
+      <w:pPr>
+        <w:shd w:val="clear" w:fill="auto"/>
+        <w:spacing w:lineRule="auto" w:line="240" w:before="240" w:after="240" w:beforeAutospacing="0" w:afterAutospacing="0"/>
+        <w:ind w:firstLine="0" w:left="0"/>
+        <w:contextualSpacing w:val="1"/>
+        <w:jc w:val="left"/>
+        <w:rPr>
+          <w:rFonts w:ascii="Calibri" w:hAnsi="Calibri"/>
           <w:b w:val="1"/>
           <w:bCs w:val="1"/>
-        </w:rPr>
-        <w:t>Navigation Title: Integrate V</w:t>
-      </w:r>
-      <w:r>
-        <w:rPr>
-          <w:rFonts w:ascii="Aptos" w:hAnsi="Aptos" w:cs="Aptos" w:eastAsia="Aptos"/>
+          <w:sz w:val="24"/>
+          <w:szCs w:val="24"/>
+        </w:rPr>
+      </w:pPr>
+      <w:r>
+        <w:rPr>
+          <w:rFonts w:ascii="Calibri" w:hAnsi="Calibri" w:cs="Aptos" w:eastAsia="Aptos"/>
+          <w:sz w:val="24"/>
+          <w:szCs w:val="24"/>
+          <w:rtl w:val="0"/>
+          <w:lang w:val="en-US" w:bidi="en-US" w:eastAsia="en-US"/>
+        </w:rPr>
+        <w:br w:type="textWrapping"/>
+      </w:r>
+      <w:r>
+        <w:rPr>
+          <w:rFonts w:ascii="Calibri" w:hAnsi="Calibri" w:cs="Aptos" w:eastAsia="Aptos"/>
+          <w:sz w:val="24"/>
+          <w:szCs w:val="24"/>
+        </w:rPr>
+        <w:t>Role required: admin</w:t>
+      </w:r>
+      <w:r>
+        <w:rPr>
+          <w:rFonts w:ascii="Calibri" w:hAnsi="Calibri" w:cs="Aptos" w:eastAsia="Aptos"/>
+          <w:sz w:val="24"/>
+          <w:szCs w:val="24"/>
+          <w:rtl w:val="0"/>
+          <w:lang w:val="en-US" w:bidi="en-US" w:eastAsia="en-US"/>
+        </w:rPr>
+        <w:br w:type="textWrapping"/>
+      </w:r>
+    </w:p>
+    <w:p>
+      <w:pPr>
+        <w:shd w:val="clear" w:fill="auto"/>
+        <w:spacing w:lineRule="auto" w:line="240" w:before="240" w:after="240" w:beforeAutospacing="0" w:afterAutospacing="0"/>
+        <w:ind w:firstLine="0" w:left="0"/>
+        <w:contextualSpacing w:val="1"/>
+        <w:jc w:val="left"/>
+        <w:rPr>
+          <w:rFonts w:ascii="Calibri" w:hAnsi="Calibri" w:cs="Aptos" w:eastAsia="Aptos"/>
           <w:b w:val="1"/>
           <w:bCs w:val="1"/>
+          <w:sz w:val="24"/>
+          <w:szCs w:val="24"/>
+          <w:u w:val="single"/>
+        </w:rPr>
+      </w:pPr>
+      <w:r>
+        <w:rPr>
+          <w:rFonts w:ascii="Calibri" w:hAnsi="Calibri" w:cs="Aptos" w:eastAsia="Aptos"/>
+          <w:b w:val="1"/>
+          <w:bCs w:val="1"/>
+          <w:sz w:val="24"/>
+          <w:szCs w:val="24"/>
+          <w:u w:val="single"/>
+        </w:rPr>
+        <w:t>Procedure</w:t>
+      </w:r>
+    </w:p>
+    <w:p>
+      <w:pPr>
+        <w:pStyle w:val="P1"/>
+        <w:shd w:val="clear" w:fill="auto"/>
+        <w:spacing w:lineRule="auto" w:line="240" w:after="0" w:beforeAutospacing="0" w:afterAutospacing="0"/>
+        <w:ind w:firstLine="0" w:left="0"/>
+        <w:contextualSpacing w:val="1"/>
+        <w:jc w:val="left"/>
+        <w:rPr>
+          <w:rFonts w:ascii="Calibri" w:hAnsi="Calibri" w:cs="Aptos" w:eastAsia="Aptos"/>
+          <w:sz w:val="24"/>
+          <w:szCs w:val="24"/>
+        </w:rPr>
+      </w:pPr>
+      <w:r>
+        <w:rPr>
+          <w:rFonts w:ascii="Calibri" w:hAnsi="Calibri" w:cs="Aptos" w:eastAsia="Aptos"/>
+          <w:sz w:val="24"/>
+          <w:szCs w:val="24"/>
           <w:rtl w:val="0"/>
           <w:lang w:val="en-US" w:bidi="en-US" w:eastAsia="en-US"/>
         </w:rPr>
-        <w:t>irtual Age</w:t>
-      </w:r>
-      <w:r>
-        <w:rPr>
-          <w:rFonts w:ascii="Aptos" w:hAnsi="Aptos" w:cs="Aptos" w:eastAsia="Aptos"/>
+        <w:t xml:space="preserve">1. </w:t>
+      </w:r>
+      <w:r>
+        <w:rPr>
+          <w:rFonts w:ascii="Calibri" w:hAnsi="Calibri" w:cs="Aptos" w:eastAsia="Aptos"/>
+          <w:sz w:val="24"/>
+          <w:szCs w:val="24"/>
+        </w:rPr>
+        <w:t xml:space="preserve">Navigate to </w:t>
+      </w:r>
+      <w:r>
+        <w:rPr>
+          <w:rFonts w:ascii="Calibri" w:hAnsi="Calibri" w:cs="Aptos" w:eastAsia="Aptos"/>
           <w:b w:val="1"/>
           <w:bCs w:val="1"/>
+          <w:sz w:val="24"/>
+          <w:szCs w:val="24"/>
+        </w:rPr>
+        <w:t>All &gt; Conversational Interfaces &gt; Channels and Integrations</w:t>
+      </w:r>
+      <w:r>
+        <w:rPr>
+          <w:rFonts w:ascii="Calibri" w:hAnsi="Calibri" w:cs="Aptos" w:eastAsia="Aptos"/>
+          <w:sz w:val="24"/>
+          <w:szCs w:val="24"/>
+        </w:rPr>
+        <w:t xml:space="preserve">. </w:t>
+      </w:r>
+      <w:r>
+        <w:rPr>
+          <w:rFonts w:ascii="Calibri" w:hAnsi="Calibri"/>
+          <w:sz w:val="24"/>
+          <w:szCs w:val="24"/>
+        </w:rPr>
+        <w:br w:type="textWrapping"/>
+      </w:r>
+    </w:p>
+    <w:p>
+      <w:pPr>
+        <w:pStyle w:val="P1"/>
+        <w:shd w:val="clear" w:fill="auto"/>
+        <w:spacing w:lineRule="auto" w:line="240" w:after="0" w:beforeAutospacing="0" w:afterAutospacing="0"/>
+        <w:ind w:firstLine="0" w:left="0"/>
+        <w:contextualSpacing w:val="1"/>
+        <w:jc w:val="left"/>
+        <w:rPr>
+          <w:rFonts w:ascii="Calibri" w:hAnsi="Calibri" w:cs="Aptos" w:eastAsia="Aptos"/>
+          <w:i w:val="1"/>
+          <w:iCs w:val="1"/>
+          <w:sz w:val="24"/>
+          <w:szCs w:val="24"/>
+        </w:rPr>
+      </w:pPr>
+      <w:r>
+        <w:rPr>
+          <w:rFonts w:ascii="Calibri" w:hAnsi="Calibri" w:cs="Aptos" w:eastAsia="Aptos"/>
+          <w:sz w:val="24"/>
+          <w:szCs w:val="24"/>
           <w:rtl w:val="0"/>
           <w:lang w:val="en-US" w:bidi="en-US" w:eastAsia="en-US"/>
         </w:rPr>
-        <w:t>nt</w:t>
-      </w:r>
-      <w:r>
-        <w:rPr>
-          <w:rFonts w:ascii="Aptos" w:hAnsi="Aptos" w:cs="Aptos" w:eastAsia="Aptos"/>
+        <w:t xml:space="preserve">2. </w:t>
+      </w:r>
+      <w:r>
+        <w:rPr>
+          <w:rFonts w:ascii="Calibri" w:hAnsi="Calibri" w:cs="Aptos" w:eastAsia="Aptos"/>
+          <w:sz w:val="24"/>
+          <w:szCs w:val="24"/>
+        </w:rPr>
+        <w:t xml:space="preserve">In the Available Channels section, select the </w:t>
+      </w:r>
+      <w:r>
+        <w:rPr>
+          <w:rFonts w:ascii="Calibri" w:hAnsi="Calibri" w:cs="Aptos" w:eastAsia="Aptos"/>
           <w:b w:val="1"/>
           <w:bCs w:val="1"/>
-          <w:rtl w:val="0"/>
-          <w:lang w:val="en-US" w:bidi="en-US" w:eastAsia="en-US"/>
-        </w:rPr>
-        <w:t xml:space="preserve"> </w:t>
-      </w:r>
-      <w:r>
-        <w:rPr>
-          <w:rFonts w:ascii="Aptos" w:hAnsi="Aptos" w:cs="Aptos" w:eastAsia="Aptos"/>
-          <w:b w:val="1"/>
-          <w:bCs w:val="1"/>
-        </w:rPr>
-        <w:t>with Google chat</w:t>
-      </w:r>
-      <w:r>
-        <w:rPr>
-          <w:rFonts w:ascii="Aptos" w:hAnsi="Aptos" w:cs="Aptos" w:eastAsia="Aptos"/>
-          <w:i w:val="1"/>
-          <w:iCs w:val="1"/>
-          <w:rtl w:val="0"/>
-          <w:lang w:val="en-US" w:bidi="en-US" w:eastAsia="en-US"/>
+          <w:sz w:val="24"/>
+          <w:szCs w:val="24"/>
+        </w:rPr>
+        <w:t>Add Integration</w:t>
+      </w:r>
+      <w:r>
+        <w:rPr>
+          <w:rFonts w:ascii="Calibri" w:hAnsi="Calibri" w:cs="Aptos" w:eastAsia="Aptos"/>
+          <w:sz w:val="24"/>
+          <w:szCs w:val="24"/>
+        </w:rPr>
+        <w:t xml:space="preserve"> drop-down menu on the Google Chat tile.</w:t>
+      </w:r>
+      <w:r>
+        <w:rPr>
+          <w:rFonts w:ascii="Calibri" w:hAnsi="Calibri"/>
+          <w:sz w:val="24"/>
+          <w:szCs w:val="24"/>
         </w:rPr>
         <w:br w:type="textWrapping"/>
       </w:r>
       <w:r>
         <w:rPr>
-          <w:rFonts w:ascii="Aptos" w:hAnsi="Aptos" w:cs="Aptos" w:eastAsia="Aptos"/>
-          <w:i w:val="1"/>
-          <w:iCs w:val="1"/>
-          <w:rtl w:val="0"/>
-          <w:lang w:val="en-US" w:bidi="en-US" w:eastAsia="en-US"/>
-        </w:rPr>
-        <w:br w:type="textWrapping"/>
-      </w:r>
-      <w:r>
-        <w:rPr>
-          <w:rFonts w:ascii="Aptos" w:hAnsi="Aptos" w:cs="Aptos" w:eastAsia="Aptos"/>
-          <w:i w:val="1"/>
-          <w:iCs w:val="1"/>
-        </w:rPr>
-        <w:t xml:space="preserve">Add the Now Virtual Agent bot or </w:t>
-      </w:r>
-      <w:r>
-        <w:rPr>
-          <w:rFonts w:ascii="Aptos" w:hAnsi="Aptos" w:cs="Aptos" w:eastAsia="Aptos"/>
-          <w:i w:val="1"/>
-          <w:iCs w:val="1"/>
-          <w:rtl w:val="0"/>
-          <w:lang w:val="en-US" w:bidi="en-US" w:eastAsia="en-US"/>
-        </w:rPr>
-        <w:t>s</w:t>
-      </w:r>
-      <w:r>
-        <w:rPr>
-          <w:rFonts w:ascii="Aptos" w:hAnsi="Aptos" w:cs="Aptos" w:eastAsia="Aptos"/>
-          <w:i w:val="1"/>
-          <w:iCs w:val="1"/>
-        </w:rPr>
-        <w:t>elf-configured bot to your instance to integrate with Google Chat.</w:t>
-      </w:r>
-      <w:r>
-        <w:rPr>
-          <w:rFonts w:ascii="Aptos" w:hAnsi="Aptos" w:cs="Aptos" w:eastAsia="Aptos"/>
-          <w:rtl w:val="0"/>
-          <w:lang w:val="en-US" w:bidi="en-US" w:eastAsia="en-US"/>
-        </w:rPr>
-        <w:br w:type="textWrapping"/>
-      </w:r>
-    </w:p>
-    <w:p>
-      <w:pPr>
-        <w:spacing w:after="0" w:beforeAutospacing="0" w:afterAutospacing="0"/>
-        <w:rPr>
-          <w:rFonts w:ascii="Aptos" w:hAnsi="Aptos" w:cs="Aptos" w:eastAsia="Aptos"/>
-          <w:b w:val="1"/>
-          <w:bCs w:val="1"/>
-          <w:u w:val="single"/>
-        </w:rPr>
-      </w:pPr>
-      <w:r>
-        <w:rPr>
-          <w:rFonts w:ascii="Aptos" w:hAnsi="Aptos" w:cs="Aptos" w:eastAsia="Aptos"/>
-          <w:b w:val="1"/>
-          <w:bCs w:val="1"/>
-          <w:u w:val="single"/>
-        </w:rPr>
-        <w:t xml:space="preserve">Before you begin </w:t>
-      </w:r>
-    </w:p>
-    <w:p>
-      <w:pPr>
-        <w:spacing w:before="240" w:after="240" w:beforeAutospacing="0" w:afterAutospacing="0"/>
-      </w:pPr>
-      <w:r>
-        <w:rPr>
-          <w:rFonts w:ascii="Aptos" w:hAnsi="Aptos" w:cs="Aptos" w:eastAsia="Aptos"/>
-        </w:rPr>
-        <w:t>Ensure that you’ve installed the Google Chat plugin [sn_va_google-chat] on your ServiceNow instance before adding any integrations.</w:t>
-      </w:r>
-    </w:p>
-    <w:p>
-      <w:pPr>
-        <w:spacing w:before="240" w:after="240" w:beforeAutospacing="0" w:afterAutospacing="0"/>
-        <w:rPr>
-          <w:b w:val="1"/>
-          <w:bCs w:val="1"/>
-        </w:rPr>
-      </w:pPr>
-      <w:r>
-        <w:rPr>
-          <w:rFonts w:ascii="Aptos" w:hAnsi="Aptos" w:cs="Aptos" w:eastAsia="Aptos"/>
-        </w:rPr>
-        <w:t>Role required: admin</w:t>
-      </w:r>
-      <w:r>
-        <w:rPr>
-          <w:rFonts w:ascii="Aptos" w:hAnsi="Aptos" w:cs="Aptos" w:eastAsia="Aptos"/>
-          <w:rtl w:val="0"/>
-          <w:lang w:val="en-US" w:bidi="en-US" w:eastAsia="en-US"/>
-        </w:rPr>
-        <w:br w:type="textWrapping"/>
-      </w:r>
-    </w:p>
-    <w:p>
-      <w:pPr>
-        <w:spacing w:before="240" w:after="240" w:beforeAutospacing="0" w:afterAutospacing="0"/>
-        <w:rPr>
-          <w:rFonts w:ascii="Aptos" w:hAnsi="Aptos" w:cs="Aptos" w:eastAsia="Aptos"/>
-          <w:b w:val="1"/>
-          <w:bCs w:val="1"/>
-          <w:u w:val="single"/>
-        </w:rPr>
-      </w:pPr>
-      <w:r>
-        <w:rPr>
-          <w:rFonts w:ascii="Aptos" w:hAnsi="Aptos" w:cs="Aptos" w:eastAsia="Aptos"/>
-          <w:b w:val="1"/>
-          <w:bCs w:val="1"/>
-          <w:u w:val="single"/>
-        </w:rPr>
-        <w:t>Procedure</w:t>
-      </w:r>
-    </w:p>
-    <w:p>
-      <w:pPr>
-        <w:pStyle w:val="P1"/>
-        <w:numPr>
-          <w:ilvl w:val="0"/>
-          <w:numId w:val="2"/>
-        </w:numPr>
-        <w:spacing w:after="0" w:beforeAutospacing="0" w:afterAutospacing="0"/>
-        <w:rPr>
-          <w:rFonts w:ascii="Aptos" w:hAnsi="Aptos" w:cs="Aptos" w:eastAsia="Aptos"/>
-        </w:rPr>
-      </w:pPr>
-      <w:r>
-        <w:rPr>
-          <w:rFonts w:ascii="Aptos" w:hAnsi="Aptos" w:cs="Aptos" w:eastAsia="Aptos"/>
-        </w:rPr>
-        <w:t xml:space="preserve">Navigate to </w:t>
-      </w:r>
-      <w:r>
-        <w:rPr>
-          <w:rFonts w:ascii="Aptos" w:hAnsi="Aptos" w:cs="Aptos" w:eastAsia="Aptos"/>
-          <w:b w:val="1"/>
-          <w:bCs w:val="1"/>
-        </w:rPr>
-        <w:t>All &gt; Conversational Interfaces &gt; Channels and Integrations</w:t>
-      </w:r>
-      <w:r>
-        <w:rPr>
-          <w:rFonts w:ascii="Aptos" w:hAnsi="Aptos" w:cs="Aptos" w:eastAsia="Aptos"/>
-        </w:rPr>
-        <w:t xml:space="preserve">. </w:t>
-      </w:r>
-      <w:r>
-        <w:br w:type="textWrapping"/>
-      </w:r>
-    </w:p>
-    <w:p>
-      <w:pPr>
-        <w:pStyle w:val="P1"/>
-        <w:numPr>
-          <w:ilvl w:val="0"/>
-          <w:numId w:val="2"/>
-        </w:numPr>
-        <w:spacing w:after="0" w:beforeAutospacing="0" w:afterAutospacing="0"/>
-        <w:rPr>
-          <w:rFonts w:ascii="Aptos" w:hAnsi="Aptos" w:cs="Aptos" w:eastAsia="Aptos"/>
-          <w:i w:val="1"/>
-          <w:iCs w:val="1"/>
-        </w:rPr>
-      </w:pPr>
-      <w:r>
-        <w:rPr>
-          <w:rFonts w:ascii="Aptos" w:hAnsi="Aptos" w:cs="Aptos" w:eastAsia="Aptos"/>
-        </w:rPr>
-        <w:t xml:space="preserve">In the Available Channels section, select the </w:t>
-      </w:r>
-      <w:r>
-        <w:rPr>
-          <w:rFonts w:ascii="Aptos" w:hAnsi="Aptos" w:cs="Aptos" w:eastAsia="Aptos"/>
-          <w:b w:val="1"/>
-          <w:bCs w:val="1"/>
-        </w:rPr>
-        <w:t>Add Integration</w:t>
-      </w:r>
-      <w:r>
-        <w:rPr>
-          <w:rFonts w:ascii="Aptos" w:hAnsi="Aptos" w:cs="Aptos" w:eastAsia="Aptos"/>
-        </w:rPr>
-        <w:t xml:space="preserve"> drop-down menu on the Google Chat tile.</w:t>
-      </w:r>
-      <w:r>
-        <w:br w:type="textWrapping"/>
-      </w:r>
-      <w:r>
-        <w:rPr>
+          <w:rFonts w:ascii="Calibri" w:hAnsi="Calibri"/>
           <w:noProof w:val="1"/>
+          <w:sz w:val="24"/>
+          <w:szCs w:val="24"/>
         </w:rPr>
         <w:drawing>
           <wp:inline xmlns:wp="http://schemas.openxmlformats.org/drawingml/2006/wordprocessingDrawing" distT="0" distB="0" distL="0" distR="0">
@@ -352,80 +443,112 @@
         </w:drawing>
       </w:r>
       <w:r>
+        <w:rPr>
+          <w:rFonts w:ascii="Calibri" w:hAnsi="Calibri"/>
+          <w:sz w:val="24"/>
+          <w:szCs w:val="24"/>
+        </w:rPr>
         <w:br w:type="textWrapping"/>
       </w:r>
       <w:r>
         <w:rPr>
-          <w:rFonts w:ascii="Aptos" w:hAnsi="Aptos" w:cs="Aptos" w:eastAsia="Aptos"/>
+          <w:rFonts w:ascii="Calibri" w:hAnsi="Calibri" w:cs="Aptos" w:eastAsia="Aptos"/>
           <w:i w:val="1"/>
           <w:iCs w:val="1"/>
+          <w:sz w:val="24"/>
+          <w:szCs w:val="24"/>
         </w:rPr>
         <w:t>[Google chat tile with integration options under drop-down menu.]</w:t>
       </w:r>
     </w:p>
     <w:p>
       <w:pPr>
-        <w:spacing w:before="240" w:after="240" w:beforeAutospacing="0" w:afterAutospacing="0"/>
-      </w:pPr>
-      <w:r>
-        <w:rPr>
-          <w:rFonts w:ascii="Aptos" w:hAnsi="Aptos" w:cs="Aptos" w:eastAsia="Aptos"/>
+        <w:shd w:val="clear" w:fill="auto"/>
+        <w:spacing w:lineRule="auto" w:line="240" w:before="240" w:after="240" w:beforeAutospacing="0" w:afterAutospacing="0"/>
+        <w:ind w:firstLine="0" w:left="0"/>
+        <w:contextualSpacing w:val="1"/>
+        <w:jc w:val="left"/>
+        <w:rPr>
+          <w:rFonts w:ascii="Calibri" w:hAnsi="Calibri" w:cs="Aptos" w:eastAsia="Aptos"/>
+          <w:sz w:val="24"/>
+          <w:szCs w:val="24"/>
+        </w:rPr>
+      </w:pPr>
+      <w:r>
+        <w:rPr>
+          <w:rFonts w:ascii="Calibri" w:hAnsi="Calibri" w:cs="Aptos" w:eastAsia="Aptos"/>
           <w:b w:val="1"/>
           <w:bCs w:val="1"/>
+          <w:sz w:val="24"/>
+          <w:szCs w:val="24"/>
         </w:rPr>
         <w:t xml:space="preserve">Note: </w:t>
       </w:r>
       <w:r>
         <w:rPr>
-          <w:rFonts w:ascii="Aptos" w:hAnsi="Aptos" w:cs="Aptos" w:eastAsia="Aptos"/>
+          <w:rFonts w:ascii="Calibri" w:hAnsi="Calibri" w:cs="Aptos" w:eastAsia="Aptos"/>
+          <w:sz w:val="24"/>
+          <w:szCs w:val="24"/>
         </w:rPr>
         <w:t xml:space="preserve">The Google Chat tile and its </w:t>
       </w:r>
       <w:r>
         <w:rPr>
-          <w:rFonts w:ascii="Aptos" w:hAnsi="Aptos" w:cs="Aptos" w:eastAsia="Aptos"/>
+          <w:rFonts w:ascii="Calibri" w:hAnsi="Calibri" w:cs="Aptos" w:eastAsia="Aptos"/>
           <w:b w:val="1"/>
           <w:bCs w:val="1"/>
+          <w:sz w:val="24"/>
+          <w:szCs w:val="24"/>
         </w:rPr>
         <w:t>Add Integration</w:t>
       </w:r>
       <w:r>
         <w:rPr>
-          <w:rFonts w:ascii="Aptos" w:hAnsi="Aptos" w:cs="Aptos" w:eastAsia="Aptos"/>
+          <w:rFonts w:ascii="Calibri" w:hAnsi="Calibri" w:cs="Aptos" w:eastAsia="Aptos"/>
+          <w:sz w:val="24"/>
+          <w:szCs w:val="24"/>
         </w:rPr>
         <w:t xml:space="preserve"> drop-down menu is available only after installing the Google Chat plugin (sn_va_google-chat) on your ServiceNow instance.</w:t>
-      </w:r>
-      <w:r>
-        <w:br w:type="textWrapping"/>
       </w:r>
     </w:p>
     <w:p>
       <w:pPr>
-        <w:spacing w:before="240" w:after="240" w:beforeAutospacing="0" w:afterAutospacing="0"/>
-        <w:rPr>
-          <w:rFonts w:ascii="Aptos" w:hAnsi="Aptos" w:cs="Aptos" w:eastAsia="Aptos"/>
-        </w:rPr>
-      </w:pPr>
-    </w:p>
-    <w:p>
-      <w:pPr>
         <w:pStyle w:val="P1"/>
-        <w:numPr>
-          <w:ilvl w:val="0"/>
-          <w:numId w:val="2"/>
-        </w:numPr>
-        <w:spacing w:after="0" w:beforeAutospacing="0" w:afterAutospacing="0"/>
-        <w:rPr>
-          <w:rFonts w:ascii="Aptos" w:hAnsi="Aptos" w:cs="Aptos" w:eastAsia="Aptos"/>
-        </w:rPr>
-      </w:pPr>
-      <w:r>
-        <w:rPr>
-          <w:rFonts w:ascii="Aptos" w:hAnsi="Aptos" w:cs="Aptos" w:eastAsia="Aptos"/>
+        <w:shd w:val="clear" w:fill="auto"/>
+        <w:spacing w:lineRule="auto" w:line="240" w:after="0" w:beforeAutospacing="0" w:afterAutospacing="0"/>
+        <w:ind w:firstLine="0" w:left="0"/>
+        <w:contextualSpacing w:val="1"/>
+        <w:jc w:val="left"/>
+        <w:rPr>
+          <w:rFonts w:ascii="Calibri" w:hAnsi="Calibri" w:cs="Aptos" w:eastAsia="Aptos"/>
+          <w:sz w:val="24"/>
+          <w:szCs w:val="24"/>
+        </w:rPr>
+      </w:pPr>
+      <w:r>
+        <w:rPr>
+          <w:rFonts w:ascii="Calibri" w:hAnsi="Calibri" w:cs="Aptos" w:eastAsia="Aptos"/>
+          <w:sz w:val="24"/>
+          <w:szCs w:val="24"/>
+          <w:rtl w:val="0"/>
+          <w:lang w:val="en-US" w:bidi="en-US" w:eastAsia="en-US"/>
+        </w:rPr>
+        <w:t xml:space="preserve">3. </w:t>
+      </w:r>
+      <w:r>
+        <w:rPr>
+          <w:rFonts w:ascii="Calibri" w:hAnsi="Calibri" w:cs="Aptos" w:eastAsia="Aptos"/>
+          <w:sz w:val="24"/>
+          <w:szCs w:val="24"/>
         </w:rPr>
         <w:t>Select the integration you want to perform, and follow the instructions.</w:t>
       </w:r>
       <w:r>
+        <w:rPr>
+          <w:rFonts w:ascii="Calibri" w:hAnsi="Calibri"/>
+          <w:sz w:val="24"/>
+          <w:szCs w:val="24"/>
+        </w:rPr>
         <w:br w:type="textWrapping"/>
       </w:r>
     </w:p>
@@ -442,8 +565,8 @@
         <w:tblLook w:val="06A0"/>
       </w:tblPr>
       <w:tblGrid>
-        <w:gridCol w:w="1344"/>
-        <w:gridCol w:w="8002"/>
+        <w:gridCol w:w="1318"/>
+        <w:gridCol w:w="8028"/>
       </w:tblGrid>
       <w:tr>
         <w:trPr>
@@ -456,12 +579,24 @@
           </w:tcPr>
           <w:p>
             <w:pPr>
+              <w:shd w:val="clear" w:fill="auto"/>
+              <w:spacing w:lineRule="auto" w:line="240" w:beforeAutospacing="0" w:afterAutospacing="0"/>
+              <w:ind w:firstLine="0" w:left="0"/>
+              <w:contextualSpacing w:val="1"/>
               <w:jc w:val="center"/>
+              <w:rPr>
+                <w:rFonts w:ascii="Calibri" w:hAnsi="Calibri"/>
+                <w:sz w:val="24"/>
+                <w:szCs w:val="24"/>
+              </w:rPr>
             </w:pPr>
             <w:r>
               <w:rPr>
+                <w:rFonts w:ascii="Calibri" w:hAnsi="Calibri"/>
                 <w:b w:val="1"/>
                 <w:bCs w:val="1"/>
+                <w:sz w:val="24"/>
+                <w:szCs w:val="24"/>
               </w:rPr>
               <w:t>Integration type</w:t>
             </w:r>
@@ -474,12 +609,24 @@
           </w:tcPr>
           <w:p>
             <w:pPr>
+              <w:shd w:val="clear" w:fill="auto"/>
+              <w:spacing w:lineRule="auto" w:line="240" w:beforeAutospacing="0" w:afterAutospacing="0"/>
+              <w:ind w:firstLine="0" w:left="0"/>
+              <w:contextualSpacing w:val="1"/>
               <w:jc w:val="center"/>
+              <w:rPr>
+                <w:rFonts w:ascii="Calibri" w:hAnsi="Calibri"/>
+                <w:sz w:val="24"/>
+                <w:szCs w:val="24"/>
+              </w:rPr>
             </w:pPr>
             <w:r>
               <w:rPr>
+                <w:rFonts w:ascii="Calibri" w:hAnsi="Calibri"/>
                 <w:b w:val="1"/>
                 <w:bCs w:val="1"/>
+                <w:sz w:val="24"/>
+                <w:szCs w:val="24"/>
               </w:rPr>
               <w:t>Method</w:t>
             </w:r>
@@ -497,12 +644,24 @@
           </w:tcPr>
           <w:p>
             <w:pPr>
+              <w:shd w:val="clear" w:fill="auto"/>
+              <w:spacing w:lineRule="auto" w:line="240" w:beforeAutospacing="0" w:afterAutospacing="0"/>
+              <w:ind w:firstLine="0" w:left="0"/>
+              <w:contextualSpacing w:val="1"/>
               <w:jc w:val="center"/>
+              <w:rPr>
+                <w:rFonts w:ascii="Calibri" w:hAnsi="Calibri"/>
+                <w:sz w:val="24"/>
+                <w:szCs w:val="24"/>
+              </w:rPr>
             </w:pPr>
             <w:r>
               <w:rPr>
+                <w:rFonts w:ascii="Calibri" w:hAnsi="Calibri"/>
                 <w:b w:val="1"/>
                 <w:bCs w:val="1"/>
+                <w:sz w:val="24"/>
+                <w:szCs w:val="24"/>
               </w:rPr>
               <w:t>Now Virtual Agent</w:t>
             </w:r>
@@ -514,13 +673,26 @@
             <w:vAlign w:val="center"/>
           </w:tcPr>
           <w:p>
+            <w:pPr>
+              <w:shd w:val="clear" w:fill="auto"/>
+              <w:spacing w:lineRule="auto" w:line="240" w:beforeAutospacing="0" w:afterAutospacing="0"/>
+              <w:ind w:firstLine="0" w:left="0"/>
+              <w:contextualSpacing w:val="1"/>
+              <w:jc w:val="left"/>
+              <w:rPr>
+                <w:rFonts w:ascii="Calibri" w:hAnsi="Calibri"/>
+                <w:sz w:val="24"/>
+                <w:szCs w:val="24"/>
+              </w:rPr>
+            </w:pPr>
             <w:r>
+              <w:rPr>
+                <w:rFonts w:ascii="Calibri" w:hAnsi="Calibri"/>
+                <w:sz w:val="24"/>
+                <w:szCs w:val="24"/>
+              </w:rPr>
               <w:br w:type="textWrapping"/>
-            </w:r>
-            <w:r>
               <w:t>Log in to your Google Chat account when you are prompted. The production bot is automatically configured for your account.</w:t>
-            </w:r>
-            <w:r>
               <w:br w:type="textWrapping"/>
             </w:r>
           </w:p>
@@ -537,16 +709,140 @@
           </w:tcPr>
           <w:p>
             <w:pPr>
+              <w:shd w:val="clear" w:fill="auto"/>
+              <w:spacing w:lineRule="auto" w:line="240" w:beforeAutospacing="0" w:afterAutospacing="0"/>
+              <w:ind w:firstLine="0" w:left="0"/>
+              <w:contextualSpacing w:val="1"/>
               <w:jc w:val="center"/>
               <w:rPr>
+                <w:rFonts w:ascii="Calibri" w:hAnsi="Calibri"/>
                 <w:b w:val="1"/>
                 <w:bCs w:val="1"/>
+                <w:sz w:val="24"/>
+                <w:szCs w:val="24"/>
+                <w:rtl w:val="0"/>
+                <w:lang w:val="en-US" w:bidi="en-US" w:eastAsia="en-US"/>
               </w:rPr>
             </w:pPr>
             <w:r>
               <w:rPr>
+                <w:rFonts w:ascii="Calibri" w:hAnsi="Calibri"/>
                 <w:b w:val="1"/>
                 <w:bCs w:val="1"/>
+                <w:sz w:val="24"/>
+                <w:szCs w:val="24"/>
+                <w:rtl w:val="0"/>
+                <w:lang w:val="en-US" w:bidi="en-US" w:eastAsia="en-US"/>
+              </w:rPr>
+              <w:t>I</w:t>
+            </w:r>
+            <w:r>
+              <w:rPr>
+                <w:rFonts w:ascii="Calibri" w:hAnsi="Calibri"/>
+                <w:b w:val="1"/>
+                <w:bCs w:val="1"/>
+                <w:sz w:val="24"/>
+                <w:szCs w:val="24"/>
+                <w:rtl w:val="0"/>
+                <w:lang w:val="en-US" w:bidi="en-US" w:eastAsia="en-US"/>
+              </w:rPr>
+              <w:t>ntegration</w:t>
+            </w:r>
+          </w:p>
+          <w:p>
+            <w:pPr>
+              <w:shd w:val="clear" w:fill="auto"/>
+              <w:spacing w:lineRule="auto" w:line="240" w:beforeAutospacing="0" w:afterAutospacing="0"/>
+              <w:ind w:firstLine="0" w:left="0"/>
+              <w:contextualSpacing w:val="1"/>
+              <w:jc w:val="center"/>
+              <w:rPr>
+                <w:rFonts w:ascii="Calibri" w:hAnsi="Calibri"/>
+                <w:b w:val="1"/>
+                <w:bCs w:val="1"/>
+                <w:sz w:val="24"/>
+                <w:szCs w:val="24"/>
+              </w:rPr>
+            </w:pPr>
+            <w:r>
+              <w:rPr>
+                <w:rFonts w:ascii="Calibri" w:hAnsi="Calibri"/>
+                <w:b w:val="1"/>
+                <w:bCs w:val="1"/>
+                <w:sz w:val="24"/>
+                <w:szCs w:val="24"/>
+                <w:rtl w:val="0"/>
+                <w:lang w:val="en-US" w:bidi="en-US" w:eastAsia="en-US"/>
+              </w:rPr>
+              <w:t>type</w:t>
+            </w:r>
+          </w:p>
+        </w:tc>
+        <w:tc>
+          <w:tcPr>
+            <w:tcW w:w="8160" w:type="dxa"/>
+            <w:vAlign w:val="center"/>
+          </w:tcPr>
+          <w:p>
+            <w:pPr>
+              <w:pStyle w:val="P1"/>
+              <w:shd w:val="clear" w:fill="auto"/>
+              <w:spacing w:lineRule="auto" w:line="240" w:beforeAutospacing="0" w:afterAutospacing="0"/>
+              <w:ind w:firstLine="0" w:left="0"/>
+              <w:contextualSpacing w:val="1"/>
+              <w:jc w:val="center"/>
+              <w:rPr>
+                <w:rFonts w:ascii="Calibri" w:hAnsi="Calibri"/>
+                <w:sz w:val="24"/>
+                <w:szCs w:val="24"/>
+              </w:rPr>
+            </w:pPr>
+            <w:r>
+              <w:rPr>
+                <w:rFonts w:ascii="Calibri" w:hAnsi="Calibri"/>
+                <w:b w:val="1"/>
+                <w:bCs w:val="1"/>
+                <w:sz w:val="24"/>
+                <w:szCs w:val="24"/>
+                <w:rtl w:val="0"/>
+                <w:lang w:val="en-US" w:bidi="en-US" w:eastAsia="en-US"/>
+              </w:rPr>
+              <w:t>Method</w:t>
+            </w:r>
+          </w:p>
+        </w:tc>
+      </w:tr>
+      <w:tr>
+        <w:trPr>
+          <w:trHeight w:hRule="atLeast" w:val="300"/>
+        </w:trPr>
+        <w:tc>
+          <w:tcPr>
+            <w:tcW w:w="1200" w:type="dxa"/>
+            <w:vAlign w:val="center"/>
+          </w:tcPr>
+          <w:p>
+            <w:pPr>
+              <w:shd w:val="clear" w:fill="auto"/>
+              <w:spacing w:lineRule="auto" w:line="240" w:beforeAutospacing="0" w:afterAutospacing="0"/>
+              <w:ind w:firstLine="0" w:left="0"/>
+              <w:contextualSpacing w:val="1"/>
+              <w:jc w:val="center"/>
+              <w:rPr>
+                <w:rFonts w:ascii="Calibri" w:hAnsi="Calibri"/>
+                <w:b w:val="1"/>
+                <w:bCs w:val="1"/>
+                <w:sz w:val="24"/>
+                <w:szCs w:val="24"/>
+              </w:rPr>
+            </w:pPr>
+            <w:r>
+              <w:rPr>
+                <w:rFonts w:ascii="Calibri" w:hAnsi="Calibri"/>
+                <w:b w:val="1"/>
+                <w:bCs w:val="1"/>
+                <w:sz w:val="24"/>
+                <w:szCs w:val="24"/>
               </w:rPr>
               <w:t>Self-configured bot</w:t>
             </w:r>
@@ -560,12 +856,23 @@
           <w:p>
             <w:pPr>
               <w:pStyle w:val="P1"/>
-              <w:numPr>
-                <w:ilvl w:val="1"/>
-                <w:numId w:val="1"/>
-              </w:numPr>
+              <w:shd w:val="clear" w:fill="auto"/>
+              <w:spacing w:lineRule="auto" w:line="240" w:beforeAutospacing="0" w:afterAutospacing="0"/>
+              <w:ind w:firstLine="0" w:left="0"/>
+              <w:contextualSpacing w:val="1"/>
+              <w:jc w:val="left"/>
+              <w:rPr>
+                <w:rFonts w:ascii="Calibri" w:hAnsi="Calibri"/>
+                <w:sz w:val="24"/>
+                <w:szCs w:val="24"/>
+              </w:rPr>
             </w:pPr>
             <w:r>
+              <w:rPr>
+                <w:rFonts w:ascii="Calibri" w:hAnsi="Calibri"/>
+                <w:sz w:val="24"/>
+                <w:szCs w:val="24"/>
+              </w:rPr>
               <w:t>On the Integrate Google chat with self-configured bot screen, complete the information:</w:t>
             </w:r>
           </w:p>
@@ -583,8 +890,8 @@
               <w:tblLook w:val="06A0"/>
             </w:tblPr>
             <w:tblGrid>
-              <w:gridCol w:w="2433"/>
-              <w:gridCol w:w="5339"/>
+              <w:gridCol w:w="2439"/>
+              <w:gridCol w:w="5359"/>
             </w:tblGrid>
             <w:tr>
               <w:trPr>
@@ -597,12 +904,24 @@
                 </w:tcPr>
                 <w:p>
                   <w:pPr>
-                    <w:jc w:val="center"/>
+                    <w:shd w:val="clear" w:fill="auto"/>
+                    <w:spacing w:lineRule="auto" w:line="240" w:beforeAutospacing="0" w:afterAutospacing="0"/>
+                    <w:ind w:firstLine="0" w:left="0"/>
+                    <w:contextualSpacing w:val="1"/>
+                    <w:jc w:val="left"/>
+                    <w:rPr>
+                      <w:rFonts w:ascii="Calibri" w:hAnsi="Calibri"/>
+                      <w:sz w:val="24"/>
+                      <w:szCs w:val="24"/>
+                    </w:rPr>
                   </w:pPr>
                   <w:r>
                     <w:rPr>
+                      <w:rFonts w:ascii="Calibri" w:hAnsi="Calibri"/>
                       <w:b w:val="1"/>
                       <w:bCs w:val="1"/>
+                      <w:sz w:val="24"/>
+                      <w:szCs w:val="24"/>
                     </w:rPr>
                     <w:t>Field</w:t>
                   </w:r>
@@ -615,12 +934,24 @@
                 </w:tcPr>
                 <w:p>
                   <w:pPr>
-                    <w:jc w:val="center"/>
+                    <w:shd w:val="clear" w:fill="auto"/>
+                    <w:spacing w:lineRule="auto" w:line="240" w:beforeAutospacing="0" w:afterAutospacing="0"/>
+                    <w:ind w:firstLine="0" w:left="0"/>
+                    <w:contextualSpacing w:val="1"/>
+                    <w:jc w:val="left"/>
+                    <w:rPr>
+                      <w:rFonts w:ascii="Calibri" w:hAnsi="Calibri"/>
+                      <w:sz w:val="24"/>
+                      <w:szCs w:val="24"/>
+                    </w:rPr>
                   </w:pPr>
                   <w:r>
                     <w:rPr>
+                      <w:rFonts w:ascii="Calibri" w:hAnsi="Calibri"/>
                       <w:b w:val="1"/>
                       <w:bCs w:val="1"/>
+                      <w:sz w:val="24"/>
+                      <w:szCs w:val="24"/>
                     </w:rPr>
                     <w:t>Description</w:t>
                   </w:r>
@@ -637,7 +968,24 @@
                   <w:vAlign w:val="center"/>
                 </w:tcPr>
                 <w:p>
+                  <w:pPr>
+                    <w:shd w:val="clear" w:fill="auto"/>
+                    <w:spacing w:lineRule="auto" w:line="240" w:beforeAutospacing="0" w:afterAutospacing="0"/>
+                    <w:ind w:firstLine="0" w:left="0"/>
+                    <w:contextualSpacing w:val="1"/>
+                    <w:jc w:val="left"/>
+                    <w:rPr>
+                      <w:rFonts w:ascii="Calibri" w:hAnsi="Calibri"/>
+                      <w:sz w:val="24"/>
+                      <w:szCs w:val="24"/>
+                    </w:rPr>
+                  </w:pPr>
                   <w:r>
+                    <w:rPr>
+                      <w:rFonts w:ascii="Calibri" w:hAnsi="Calibri"/>
+                      <w:sz w:val="24"/>
+                      <w:szCs w:val="24"/>
+                    </w:rPr>
                     <w:t>Bot Name</w:t>
                   </w:r>
                 </w:p>
@@ -648,7 +996,24 @@
                   <w:vAlign w:val="center"/>
                 </w:tcPr>
                 <w:p>
+                  <w:pPr>
+                    <w:shd w:val="clear" w:fill="auto"/>
+                    <w:spacing w:lineRule="auto" w:line="240" w:beforeAutospacing="0" w:afterAutospacing="0"/>
+                    <w:ind w:firstLine="0" w:left="0"/>
+                    <w:contextualSpacing w:val="1"/>
+                    <w:jc w:val="left"/>
+                    <w:rPr>
+                      <w:rFonts w:ascii="Calibri" w:hAnsi="Calibri"/>
+                      <w:sz w:val="24"/>
+                      <w:szCs w:val="24"/>
+                    </w:rPr>
+                  </w:pPr>
                   <w:r>
+                    <w:rPr>
+                      <w:rFonts w:ascii="Calibri" w:hAnsi="Calibri"/>
+                      <w:sz w:val="24"/>
+                      <w:szCs w:val="24"/>
+                    </w:rPr>
                     <w:t>Name for the bot.</w:t>
                   </w:r>
                 </w:p>
@@ -664,7 +1029,24 @@
                   <w:vAlign w:val="center"/>
                 </w:tcPr>
                 <w:p>
+                  <w:pPr>
+                    <w:shd w:val="clear" w:fill="auto"/>
+                    <w:spacing w:lineRule="auto" w:line="240" w:beforeAutospacing="0" w:afterAutospacing="0"/>
+                    <w:ind w:firstLine="0" w:left="0"/>
+                    <w:contextualSpacing w:val="1"/>
+                    <w:jc w:val="left"/>
+                    <w:rPr>
+                      <w:rFonts w:ascii="Calibri" w:hAnsi="Calibri"/>
+                      <w:sz w:val="24"/>
+                      <w:szCs w:val="24"/>
+                    </w:rPr>
+                  </w:pPr>
                   <w:r>
+                    <w:rPr>
+                      <w:rFonts w:ascii="Calibri" w:hAnsi="Calibri"/>
+                      <w:sz w:val="24"/>
+                      <w:szCs w:val="24"/>
+                    </w:rPr>
                     <w:t>Inbound Service Account Email</w:t>
                   </w:r>
                 </w:p>
@@ -675,15 +1057,36 @@
                   <w:vAlign w:val="center"/>
                 </w:tcPr>
                 <w:p>
+                  <w:pPr>
+                    <w:shd w:val="clear" w:fill="auto"/>
+                    <w:spacing w:lineRule="auto" w:line="240" w:beforeAutospacing="0" w:afterAutospacing="0"/>
+                    <w:ind w:firstLine="0" w:left="0"/>
+                    <w:contextualSpacing w:val="1"/>
+                    <w:jc w:val="left"/>
+                    <w:rPr>
+                      <w:rFonts w:ascii="Calibri" w:hAnsi="Calibri"/>
+                      <w:sz w:val="24"/>
+                      <w:szCs w:val="24"/>
+                    </w:rPr>
+                  </w:pPr>
                   <w:r>
+                    <w:rPr>
+                      <w:rFonts w:ascii="Calibri" w:hAnsi="Calibri"/>
+                      <w:sz w:val="24"/>
+                      <w:szCs w:val="24"/>
+                    </w:rPr>
                     <w:t xml:space="preserve">Enter the inbound service account email from </w:t>
                   </w:r>
                   <w:hyperlink r:id="R2">
                     <w:r>
                       <w:rPr>
                         <w:rStyle w:val="C2"/>
-                        <w:rFonts w:ascii="Aptos" w:hAnsi="Aptos" w:cs="Aptos" w:eastAsia="Aptos"/>
-                        <w:color w:val="20889C"/>
+                        <w:rFonts w:ascii="Calibri" w:hAnsi="Calibri" w:cs="Aptos" w:eastAsia="Aptos"/>
+                        <w:b w:val="1"/>
+                        <w:bCs w:val="1"/>
+                        <w:color w:val="446EA2"/>
+                        <w:sz w:val="24"/>
+                        <w:szCs w:val="24"/>
                         <w:u w:val="none"/>
                       </w:rPr>
                       <w:t>Installing Conversational Integration with Google chat</w:t>
@@ -691,8 +1094,12 @@
                   </w:hyperlink>
                   <w:r>
                     <w:rPr>
-                      <w:rFonts w:ascii="Aptos" w:hAnsi="Aptos" w:cs="Aptos" w:eastAsia="Aptos"/>
-                      <w:color w:val="212529"/>
+                      <w:rFonts w:ascii="Calibri" w:hAnsi="Calibri" w:cs="Aptos" w:eastAsia="Aptos"/>
+                      <w:b w:val="1"/>
+                      <w:bCs w:val="1"/>
+                      <w:color w:val="446EA2"/>
+                      <w:sz w:val="24"/>
+                      <w:szCs w:val="24"/>
                     </w:rPr>
                     <w:t>.</w:t>
                   </w:r>
@@ -709,7 +1116,24 @@
                   <w:vAlign w:val="center"/>
                 </w:tcPr>
                 <w:p>
+                  <w:pPr>
+                    <w:shd w:val="clear" w:fill="auto"/>
+                    <w:spacing w:lineRule="auto" w:line="240" w:beforeAutospacing="0" w:afterAutospacing="0"/>
+                    <w:ind w:firstLine="0" w:left="0"/>
+                    <w:contextualSpacing w:val="1"/>
+                    <w:jc w:val="left"/>
+                    <w:rPr>
+                      <w:rFonts w:ascii="Calibri" w:hAnsi="Calibri"/>
+                      <w:sz w:val="24"/>
+                      <w:szCs w:val="24"/>
+                    </w:rPr>
+                  </w:pPr>
                   <w:r>
+                    <w:rPr>
+                      <w:rFonts w:ascii="Calibri" w:hAnsi="Calibri"/>
+                      <w:sz w:val="24"/>
+                      <w:szCs w:val="24"/>
+                    </w:rPr>
                     <w:t>Outbound Service Account Email</w:t>
                   </w:r>
                 </w:p>
@@ -720,15 +1144,36 @@
                   <w:vAlign w:val="center"/>
                 </w:tcPr>
                 <w:p>
+                  <w:pPr>
+                    <w:shd w:val="clear" w:fill="auto"/>
+                    <w:spacing w:lineRule="auto" w:line="240" w:beforeAutospacing="0" w:afterAutospacing="0"/>
+                    <w:ind w:firstLine="0" w:left="0"/>
+                    <w:contextualSpacing w:val="1"/>
+                    <w:jc w:val="left"/>
+                    <w:rPr>
+                      <w:rFonts w:ascii="Calibri" w:hAnsi="Calibri"/>
+                      <w:sz w:val="24"/>
+                      <w:szCs w:val="24"/>
+                    </w:rPr>
+                  </w:pPr>
                   <w:r>
+                    <w:rPr>
+                      <w:rFonts w:ascii="Calibri" w:hAnsi="Calibri"/>
+                      <w:sz w:val="24"/>
+                      <w:szCs w:val="24"/>
+                    </w:rPr>
                     <w:t xml:space="preserve">Enter the outbound service account email from </w:t>
                   </w:r>
                   <w:hyperlink r:id="R3">
                     <w:r>
                       <w:rPr>
                         <w:rStyle w:val="C2"/>
-                        <w:rFonts w:ascii="Aptos" w:hAnsi="Aptos" w:cs="Aptos" w:eastAsia="Aptos"/>
-                        <w:color w:val="20889C"/>
+                        <w:rFonts w:ascii="Calibri" w:hAnsi="Calibri" w:cs="Aptos" w:eastAsia="Aptos"/>
+                        <w:b w:val="1"/>
+                        <w:bCs w:val="1"/>
+                        <w:color w:val="446EA2"/>
+                        <w:sz w:val="24"/>
+                        <w:szCs w:val="24"/>
                         <w:u w:val="none"/>
                       </w:rPr>
                       <w:t>Installing Conversational Integration with Google chat</w:t>
@@ -736,8 +1181,12 @@
                   </w:hyperlink>
                   <w:r>
                     <w:rPr>
-                      <w:rFonts w:ascii="Aptos" w:hAnsi="Aptos" w:cs="Aptos" w:eastAsia="Aptos"/>
-                      <w:color w:val="212529"/>
+                      <w:rFonts w:ascii="Calibri" w:hAnsi="Calibri" w:cs="Aptos" w:eastAsia="Aptos"/>
+                      <w:b w:val="1"/>
+                      <w:bCs w:val="1"/>
+                      <w:color w:val="446EA2"/>
+                      <w:sz w:val="24"/>
+                      <w:szCs w:val="24"/>
                     </w:rPr>
                     <w:t>.</w:t>
                   </w:r>
@@ -754,7 +1203,24 @@
                   <w:vAlign w:val="center"/>
                 </w:tcPr>
                 <w:p>
+                  <w:pPr>
+                    <w:shd w:val="clear" w:fill="auto"/>
+                    <w:spacing w:lineRule="auto" w:line="240" w:beforeAutospacing="0" w:afterAutospacing="0"/>
+                    <w:ind w:firstLine="0" w:left="0"/>
+                    <w:contextualSpacing w:val="1"/>
+                    <w:jc w:val="left"/>
+                    <w:rPr>
+                      <w:rFonts w:ascii="Calibri" w:hAnsi="Calibri"/>
+                      <w:sz w:val="24"/>
+                      <w:szCs w:val="24"/>
+                    </w:rPr>
+                  </w:pPr>
                   <w:r>
+                    <w:rPr>
+                      <w:rFonts w:ascii="Calibri" w:hAnsi="Calibri"/>
+                      <w:sz w:val="24"/>
+                      <w:szCs w:val="24"/>
+                    </w:rPr>
                     <w:t>Private Key Password</w:t>
                   </w:r>
                 </w:p>
@@ -765,19 +1231,44 @@
                   <w:vAlign w:val="center"/>
                 </w:tcPr>
                 <w:p>
+                  <w:pPr>
+                    <w:shd w:val="clear" w:fill="auto"/>
+                    <w:spacing w:lineRule="auto" w:line="240" w:beforeAutospacing="0" w:afterAutospacing="0"/>
+                    <w:ind w:firstLine="0" w:left="0"/>
+                    <w:contextualSpacing w:val="1"/>
+                    <w:jc w:val="left"/>
+                    <w:rPr>
+                      <w:rFonts w:ascii="Calibri" w:hAnsi="Calibri"/>
+                      <w:sz w:val="24"/>
+                      <w:szCs w:val="24"/>
+                    </w:rPr>
+                  </w:pPr>
                   <w:r>
+                    <w:rPr>
+                      <w:rFonts w:ascii="Calibri" w:hAnsi="Calibri"/>
+                      <w:sz w:val="24"/>
+                      <w:szCs w:val="24"/>
+                    </w:rPr>
                     <w:t xml:space="preserve">The password is set when you create your key. The default is </w:t>
                   </w:r>
                   <w:r>
                     <w:rPr>
+                      <w:rFonts w:ascii="Calibri" w:hAnsi="Calibri"/>
                       <w:b w:val="1"/>
                       <w:i w:val="1"/>
                       <w:bCs w:val="1"/>
                       <w:iCs w:val="1"/>
+                      <w:sz w:val="24"/>
+                      <w:szCs w:val="24"/>
                     </w:rPr>
                     <w:t>notasecret</w:t>
                   </w:r>
                   <w:r>
+                    <w:rPr>
+                      <w:rFonts w:ascii="Calibri" w:hAnsi="Calibri"/>
+                      <w:sz w:val="24"/>
+                      <w:szCs w:val="24"/>
+                    </w:rPr>
                     <w:t>.</w:t>
                   </w:r>
                 </w:p>
@@ -786,15 +1277,25 @@
           </w:tbl>
           <w:p>
             <w:pPr>
-              <w:spacing w:before="240" w:after="240" w:beforeAutospacing="0" w:afterAutospacing="0"/>
-              <w:rPr>
+              <w:shd w:val="clear" w:fill="auto"/>
+              <w:spacing w:lineRule="auto" w:line="240" w:before="240" w:after="240" w:beforeAutospacing="0" w:afterAutospacing="0"/>
+              <w:ind w:firstLine="0" w:left="0"/>
+              <w:contextualSpacing w:val="1"/>
+              <w:jc w:val="left"/>
+              <w:rPr>
+                <w:rFonts w:ascii="Calibri" w:hAnsi="Calibri"/>
                 <w:b w:val="1"/>
                 <w:bCs w:val="1"/>
+                <w:sz w:val="24"/>
+                <w:szCs w:val="24"/>
               </w:rPr>
             </w:pPr>
             <w:r>
               <w:rPr>
+                <w:rFonts w:ascii="Calibri" w:hAnsi="Calibri"/>
                 <w:noProof w:val="1"/>
+                <w:sz w:val="24"/>
+                <w:szCs w:val="24"/>
               </w:rPr>
               <w:drawing>
                 <wp:inline xmlns:wp="http://schemas.openxmlformats.org/drawingml/2006/wordprocessingDrawing" distT="0" distB="0" distL="0" distR="0">
@@ -821,7 +1322,7 @@
                         <pic:spPr>
                           <a:xfrm>
                             <a:off x="0" y="0"/>
-                            <a:ext cx="4767073" cy="3128392"/>
+                            <a:ext cx="4767074" cy="3128392"/>
                           </a:xfrm>
                           <a:prstGeom prst="rect"/>
                         </pic:spPr>
@@ -832,12 +1333,20 @@
               </w:drawing>
             </w:r>
             <w:r>
+              <w:rPr>
+                <w:rFonts w:ascii="Calibri" w:hAnsi="Calibri"/>
+                <w:sz w:val="24"/>
+                <w:szCs w:val="24"/>
+              </w:rPr>
               <w:br w:type="textWrapping"/>
             </w:r>
             <w:r>
               <w:rPr>
+                <w:rFonts w:ascii="Calibri" w:hAnsi="Calibri"/>
                 <w:i w:val="1"/>
                 <w:iCs w:val="1"/>
+                <w:sz w:val="24"/>
+                <w:szCs w:val="24"/>
               </w:rPr>
               <w:t>[Integrate Google Chat with self configured bot screen.]</w:t>
             </w:r>
@@ -849,8 +1358,23 @@
                 <w:ilvl w:val="1"/>
                 <w:numId w:val="1"/>
               </w:numPr>
+              <w:shd w:val="clear" w:fill="auto"/>
+              <w:spacing w:lineRule="auto" w:line="240" w:beforeAutospacing="0" w:afterAutospacing="0"/>
+              <w:ind w:firstLine="0" w:left="0"/>
+              <w:contextualSpacing w:val="1"/>
+              <w:jc w:val="left"/>
+              <w:rPr>
+                <w:rFonts w:ascii="Calibri" w:hAnsi="Calibri"/>
+                <w:sz w:val="24"/>
+                <w:szCs w:val="24"/>
+              </w:rPr>
             </w:pPr>
             <w:r>
+              <w:rPr>
+                <w:rFonts w:ascii="Calibri" w:hAnsi="Calibri"/>
+                <w:sz w:val="24"/>
+                <w:szCs w:val="24"/>
+              </w:rPr>
               <w:t>In the Attachments section, drag or select your .p12 file.</w:t>
             </w:r>
           </w:p>
@@ -861,18 +1385,41 @@
                 <w:ilvl w:val="1"/>
                 <w:numId w:val="1"/>
               </w:numPr>
+              <w:shd w:val="clear" w:fill="auto"/>
+              <w:spacing w:lineRule="auto" w:line="240" w:beforeAutospacing="0" w:afterAutospacing="0"/>
+              <w:ind w:firstLine="0" w:left="0"/>
+              <w:contextualSpacing w:val="1"/>
+              <w:jc w:val="left"/>
+              <w:rPr>
+                <w:rFonts w:ascii="Calibri" w:hAnsi="Calibri"/>
+                <w:sz w:val="24"/>
+                <w:szCs w:val="24"/>
+              </w:rPr>
             </w:pPr>
             <w:r>
+              <w:rPr>
+                <w:rFonts w:ascii="Calibri" w:hAnsi="Calibri"/>
+                <w:sz w:val="24"/>
+                <w:szCs w:val="24"/>
+              </w:rPr>
               <w:t xml:space="preserve">Select </w:t>
             </w:r>
             <w:r>
               <w:rPr>
+                <w:rFonts w:ascii="Calibri" w:hAnsi="Calibri"/>
                 <w:b w:val="1"/>
                 <w:bCs w:val="1"/>
+                <w:sz w:val="24"/>
+                <w:szCs w:val="24"/>
               </w:rPr>
               <w:t>Submit</w:t>
             </w:r>
             <w:r>
+              <w:rPr>
+                <w:rFonts w:ascii="Calibri" w:hAnsi="Calibri"/>
+                <w:sz w:val="24"/>
+                <w:szCs w:val="24"/>
+              </w:rPr>
               <w:t>.</w:t>
             </w:r>
           </w:p>
@@ -883,8 +1430,23 @@
                 <w:ilvl w:val="1"/>
                 <w:numId w:val="1"/>
               </w:numPr>
+              <w:shd w:val="clear" w:fill="auto"/>
+              <w:spacing w:lineRule="auto" w:line="240" w:beforeAutospacing="0" w:afterAutospacing="0"/>
+              <w:ind w:firstLine="0" w:left="0"/>
+              <w:contextualSpacing w:val="1"/>
+              <w:jc w:val="left"/>
+              <w:rPr>
+                <w:rFonts w:ascii="Calibri" w:hAnsi="Calibri"/>
+                <w:sz w:val="24"/>
+                <w:szCs w:val="24"/>
+              </w:rPr>
             </w:pPr>
             <w:r>
+              <w:rPr>
+                <w:rFonts w:ascii="Calibri" w:hAnsi="Calibri"/>
+                <w:sz w:val="24"/>
+                <w:szCs w:val="24"/>
+              </w:rPr>
               <w:t>Navigate to https://chat.google.com.</w:t>
             </w:r>
           </w:p>
@@ -895,18 +1457,41 @@
                 <w:ilvl w:val="1"/>
                 <w:numId w:val="1"/>
               </w:numPr>
+              <w:shd w:val="clear" w:fill="auto"/>
+              <w:spacing w:lineRule="auto" w:line="240" w:beforeAutospacing="0" w:afterAutospacing="0"/>
+              <w:ind w:firstLine="0" w:left="0"/>
+              <w:contextualSpacing w:val="1"/>
+              <w:jc w:val="left"/>
+              <w:rPr>
+                <w:rFonts w:ascii="Calibri" w:hAnsi="Calibri"/>
+                <w:sz w:val="24"/>
+                <w:szCs w:val="24"/>
+              </w:rPr>
             </w:pPr>
             <w:r>
+              <w:rPr>
+                <w:rFonts w:ascii="Calibri" w:hAnsi="Calibri"/>
+                <w:sz w:val="24"/>
+                <w:szCs w:val="24"/>
+              </w:rPr>
               <w:t xml:space="preserve">Select </w:t>
             </w:r>
             <w:r>
               <w:rPr>
+                <w:rFonts w:ascii="Calibri" w:hAnsi="Calibri"/>
                 <w:b w:val="1"/>
                 <w:bCs w:val="1"/>
+                <w:sz w:val="24"/>
+                <w:szCs w:val="24"/>
               </w:rPr>
               <w:t>New Chat</w:t>
             </w:r>
             <w:r>
+              <w:rPr>
+                <w:rFonts w:ascii="Calibri" w:hAnsi="Calibri"/>
+                <w:sz w:val="24"/>
+                <w:szCs w:val="24"/>
+              </w:rPr>
               <w:t>.</w:t>
             </w:r>
           </w:p>
@@ -917,23 +1502,65 @@
                 <w:ilvl w:val="1"/>
                 <w:numId w:val="1"/>
               </w:numPr>
+              <w:shd w:val="clear" w:fill="auto"/>
+              <w:spacing w:lineRule="auto" w:line="240" w:beforeAutospacing="0" w:afterAutospacing="0"/>
+              <w:ind w:firstLine="0" w:left="0"/>
+              <w:contextualSpacing w:val="1"/>
+              <w:jc w:val="left"/>
+              <w:rPr>
+                <w:rFonts w:ascii="Calibri" w:hAnsi="Calibri"/>
+                <w:sz w:val="24"/>
+                <w:szCs w:val="24"/>
+              </w:rPr>
             </w:pPr>
             <w:r>
+              <w:rPr>
+                <w:rFonts w:ascii="Calibri" w:hAnsi="Calibri"/>
+                <w:sz w:val="24"/>
+                <w:szCs w:val="24"/>
+              </w:rPr>
               <w:t xml:space="preserve">Enter the app name and select it. </w:t>
             </w:r>
           </w:p>
           <w:p>
             <w:pPr>
-              <w:spacing w:before="240" w:after="240" w:beforeAutospacing="0" w:afterAutospacing="0"/>
+              <w:shd w:val="clear" w:fill="auto"/>
+              <w:spacing w:lineRule="auto" w:line="240" w:before="240" w:after="240" w:beforeAutospacing="0" w:afterAutospacing="0"/>
+              <w:ind w:firstLine="0" w:left="0"/>
+              <w:contextualSpacing w:val="1"/>
+              <w:jc w:val="left"/>
+              <w:rPr>
+                <w:rFonts w:ascii="Calibri" w:hAnsi="Calibri"/>
+                <w:sz w:val="24"/>
+                <w:szCs w:val="24"/>
+              </w:rPr>
             </w:pPr>
             <w:r>
+              <w:rPr>
+                <w:rFonts w:ascii="Calibri" w:hAnsi="Calibri"/>
+                <w:sz w:val="24"/>
+                <w:szCs w:val="24"/>
+              </w:rPr>
               <w:t>If an automated welcome message displays in the chat window, Google Chat is ready to use with Virtual Agent in your instance.</w:t>
             </w:r>
           </w:p>
         </w:tc>
       </w:tr>
     </w:tbl>
-    <w:p/>
+    <w:p>
+      <w:pPr>
+        <w:shd w:val="clear" w:fill="auto"/>
+        <w:spacing w:lineRule="auto" w:line="240" w:beforeAutospacing="0" w:afterAutospacing="0"/>
+        <w:ind w:firstLine="0" w:left="0"/>
+        <w:contextualSpacing w:val="1"/>
+        <w:jc w:val="left"/>
+        <w:rPr>
+          <w:rFonts w:ascii="Calibri" w:hAnsi="Calibri"/>
+          <w:sz w:val="24"/>
+          <w:szCs w:val="24"/>
+        </w:rPr>
+      </w:pPr>
+    </w:p>
     <w:sectPr>
       <w:type w:val="nextPage"/>
       <w:pgMar w:left="1440" w:right="1440" w:top="1440" w:bottom="1440" w:header="720" w:footer="720" w:gutter="0"/>
